--- a/5.人员管理/2.运行记录类文件/050205-2026年人员管理报告（第一季度）.docx
+++ b/5.人员管理/2.运行记录类文件/050205-2026年人员管理报告（第一季度）.docx
@@ -1530,8 +1530,6 @@
               <w:tab w:val="right" w:leader="dot" w:pos="8306"/>
             </w:tabs>
           </w:pPr>
-          <w:bookmarkStart w:id="48" w:name="_GoBack"/>
-          <w:bookmarkEnd w:id="48"/>
           <w:r>
             <w:rPr>
               <w:rFonts w:hint="eastAsia" w:ascii="Microsoft JhengHei" w:hAnsi="Microsoft JhengHei" w:eastAsia="Microsoft JhengHei" w:cs="Microsoft JhengHei"/>
@@ -3361,8 +3359,8 @@
         <w:pStyle w:val="26"/>
         <w:bidi w:val="0"/>
       </w:pPr>
-      <w:bookmarkStart w:id="4" w:name="heading_2"/>
-      <w:bookmarkStart w:id="5" w:name="_Toc13152"/>
+      <w:bookmarkStart w:id="4" w:name="_Toc13152"/>
+      <w:bookmarkStart w:id="5" w:name="heading_2"/>
       <w:r>
         <w:t>公司人事管理概述</w:t>
       </w:r>
@@ -4128,8 +4126,8 @@
         <w:pStyle w:val="28"/>
         <w:bidi w:val="0"/>
       </w:pPr>
-      <w:bookmarkStart w:id="18" w:name="heading_10"/>
-      <w:bookmarkStart w:id="19" w:name="_Toc10549"/>
+      <w:bookmarkStart w:id="18" w:name="_Toc10549"/>
+      <w:bookmarkStart w:id="19" w:name="heading_10"/>
       <w:r>
         <w:t>培训计划执行情况</w:t>
       </w:r>
@@ -4142,7 +4140,19 @@
         <w:bidi w:val="0"/>
       </w:pPr>
       <w:r>
-        <w:t>根据《2026年度运维相关人员管理计划》，第一季度计划完成2项培训：</w:t>
+        <w:t>根据《2026年度运维相关人员管理计划》，第一季度计划完成</w:t>
+      </w:r>
+      <w:r>
+        <w:rPr>
+          <w:rFonts w:hint="eastAsia"/>
+          <w:lang w:val="en-US" w:eastAsia="zh-CN"/>
+        </w:rPr>
+        <w:t>6</w:t>
+      </w:r>
+      <w:bookmarkStart w:id="48" w:name="_GoBack"/>
+      <w:bookmarkEnd w:id="48"/>
+      <w:r>
+        <w:t>项培训：</w:t>
       </w:r>
     </w:p>
     <w:tbl>
@@ -4666,6 +4676,1084 @@
             <w:tcBorders>
               <w:top w:val="single" w:color="auto" w:sz="4" w:space="0"/>
               <w:left w:val="single" w:color="auto" w:sz="12" w:space="0"/>
+              <w:bottom w:val="single" w:color="auto" w:sz="4" w:space="0"/>
+              <w:right w:val="nil"/>
+            </w:tcBorders>
+            <w:noWrap w:val="0"/>
+            <w:tcMar>
+              <w:top w:w="60" w:type="dxa"/>
+              <w:left w:w="120" w:type="dxa"/>
+              <w:bottom w:w="30" w:type="dxa"/>
+              <w:right w:w="120" w:type="dxa"/>
+            </w:tcMar>
+            <w:vAlign w:val="center"/>
+          </w:tcPr>
+          <w:p>
+            <w:pPr>
+              <w:pStyle w:val="27"/>
+              <w:bidi w:val="0"/>
+              <w:snapToGrid w:val="0"/>
+              <w:spacing w:line="240" w:lineRule="auto"/>
+              <w:ind w:left="0" w:leftChars="0" w:right="0" w:rightChars="0" w:firstLine="0" w:firstLineChars="0"/>
+              <w:jc w:val="center"/>
+            </w:pPr>
+            <w:r>
+              <w:t>2</w:t>
+            </w:r>
+          </w:p>
+        </w:tc>
+        <w:tc>
+          <w:tcPr>
+            <w:tcW w:w="2776" w:type="dxa"/>
+            <w:tcBorders>
+              <w:top w:val="single" w:color="auto" w:sz="4" w:space="0"/>
+              <w:left w:val="single" w:color="auto" w:sz="4" w:space="0"/>
+              <w:bottom w:val="single" w:color="auto" w:sz="4" w:space="0"/>
+              <w:right w:val="nil"/>
+            </w:tcBorders>
+            <w:noWrap w:val="0"/>
+            <w:tcMar>
+              <w:top w:w="60" w:type="dxa"/>
+              <w:left w:w="120" w:type="dxa"/>
+              <w:bottom w:w="30" w:type="dxa"/>
+              <w:right w:w="120" w:type="dxa"/>
+            </w:tcMar>
+            <w:vAlign w:val="center"/>
+          </w:tcPr>
+          <w:p>
+            <w:pPr>
+              <w:pStyle w:val="27"/>
+              <w:bidi w:val="0"/>
+              <w:snapToGrid w:val="0"/>
+              <w:spacing w:line="240" w:lineRule="auto"/>
+              <w:ind w:left="0" w:leftChars="0" w:right="0" w:rightChars="0" w:firstLine="0" w:firstLineChars="0"/>
+              <w:jc w:val="center"/>
+            </w:pPr>
+            <w:r>
+              <w:t>运维服务工具使用</w:t>
+            </w:r>
+          </w:p>
+        </w:tc>
+        <w:tc>
+          <w:tcPr>
+            <w:tcW w:w="1537" w:type="dxa"/>
+            <w:tcBorders>
+              <w:top w:val="single" w:color="auto" w:sz="4" w:space="0"/>
+              <w:left w:val="single" w:color="auto" w:sz="4" w:space="0"/>
+              <w:bottom w:val="single" w:color="auto" w:sz="4" w:space="0"/>
+              <w:right w:val="nil"/>
+            </w:tcBorders>
+            <w:noWrap w:val="0"/>
+            <w:tcMar>
+              <w:top w:w="60" w:type="dxa"/>
+              <w:left w:w="120" w:type="dxa"/>
+              <w:bottom w:w="30" w:type="dxa"/>
+              <w:right w:w="120" w:type="dxa"/>
+            </w:tcMar>
+            <w:vAlign w:val="center"/>
+          </w:tcPr>
+          <w:p>
+            <w:pPr>
+              <w:pStyle w:val="27"/>
+              <w:bidi w:val="0"/>
+              <w:snapToGrid w:val="0"/>
+              <w:spacing w:line="240" w:lineRule="auto"/>
+              <w:ind w:left="0" w:leftChars="0" w:right="0" w:rightChars="0" w:firstLine="0" w:firstLineChars="0"/>
+              <w:jc w:val="center"/>
+            </w:pPr>
+            <w:r>
+              <w:t>运维部全员</w:t>
+            </w:r>
+          </w:p>
+        </w:tc>
+        <w:tc>
+          <w:tcPr>
+            <w:tcW w:w="1272" w:type="dxa"/>
+            <w:tcBorders>
+              <w:top w:val="single" w:color="auto" w:sz="4" w:space="0"/>
+              <w:left w:val="single" w:color="auto" w:sz="4" w:space="0"/>
+              <w:bottom w:val="single" w:color="auto" w:sz="4" w:space="0"/>
+              <w:right w:val="nil"/>
+            </w:tcBorders>
+            <w:noWrap w:val="0"/>
+            <w:tcMar>
+              <w:top w:w="60" w:type="dxa"/>
+              <w:left w:w="120" w:type="dxa"/>
+              <w:bottom w:w="30" w:type="dxa"/>
+              <w:right w:w="120" w:type="dxa"/>
+            </w:tcMar>
+            <w:vAlign w:val="center"/>
+          </w:tcPr>
+          <w:p>
+            <w:pPr>
+              <w:pStyle w:val="27"/>
+              <w:bidi w:val="0"/>
+              <w:snapToGrid w:val="0"/>
+              <w:spacing w:line="240" w:lineRule="auto"/>
+              <w:ind w:left="0" w:leftChars="0" w:right="0" w:rightChars="0" w:firstLine="0" w:firstLineChars="0"/>
+              <w:jc w:val="left"/>
+            </w:pPr>
+            <w:r>
+              <w:t>王朋</w:t>
+            </w:r>
+          </w:p>
+        </w:tc>
+        <w:tc>
+          <w:tcPr>
+            <w:tcW w:w="864" w:type="dxa"/>
+            <w:tcBorders>
+              <w:top w:val="single" w:color="auto" w:sz="4" w:space="0"/>
+              <w:left w:val="single" w:color="auto" w:sz="4" w:space="0"/>
+              <w:bottom w:val="single" w:color="auto" w:sz="4" w:space="0"/>
+              <w:right w:val="nil"/>
+            </w:tcBorders>
+            <w:noWrap w:val="0"/>
+            <w:tcMar>
+              <w:top w:w="60" w:type="dxa"/>
+              <w:left w:w="120" w:type="dxa"/>
+              <w:bottom w:w="30" w:type="dxa"/>
+              <w:right w:w="120" w:type="dxa"/>
+            </w:tcMar>
+            <w:vAlign w:val="center"/>
+          </w:tcPr>
+          <w:p>
+            <w:pPr>
+              <w:pStyle w:val="27"/>
+              <w:bidi w:val="0"/>
+              <w:snapToGrid w:val="0"/>
+              <w:spacing w:line="240" w:lineRule="auto"/>
+              <w:ind w:left="0" w:leftChars="0" w:right="0" w:rightChars="0" w:firstLine="0" w:firstLineChars="0"/>
+              <w:jc w:val="center"/>
+            </w:pPr>
+            <w:r>
+              <w:t>1月</w:t>
+            </w:r>
+          </w:p>
+        </w:tc>
+        <w:tc>
+          <w:tcPr>
+            <w:tcW w:w="1351" w:type="dxa"/>
+            <w:tcBorders>
+              <w:top w:val="single" w:color="auto" w:sz="4" w:space="0"/>
+              <w:left w:val="single" w:color="auto" w:sz="4" w:space="0"/>
+              <w:bottom w:val="single" w:color="auto" w:sz="4" w:space="0"/>
+              <w:right w:val="single" w:color="auto" w:sz="12" w:space="0"/>
+            </w:tcBorders>
+            <w:noWrap w:val="0"/>
+            <w:tcMar>
+              <w:top w:w="60" w:type="dxa"/>
+              <w:left w:w="120" w:type="dxa"/>
+              <w:bottom w:w="30" w:type="dxa"/>
+              <w:right w:w="120" w:type="dxa"/>
+            </w:tcMar>
+            <w:vAlign w:val="center"/>
+          </w:tcPr>
+          <w:p>
+            <w:pPr>
+              <w:pStyle w:val="27"/>
+              <w:bidi w:val="0"/>
+              <w:snapToGrid w:val="0"/>
+              <w:spacing w:line="240" w:lineRule="auto"/>
+              <w:ind w:left="0" w:leftChars="0" w:right="0" w:rightChars="0" w:firstLine="0" w:firstLineChars="0"/>
+              <w:jc w:val="center"/>
+            </w:pPr>
+            <w:r>
+              <w:t>已完成</w:t>
+            </w:r>
+          </w:p>
+        </w:tc>
+      </w:tr>
+      <w:tr>
+        <w:tblPrEx>
+          <w:tblBorders>
+            <w:top w:val="none" w:color="DEE0E3" w:sz="0" w:space="0"/>
+            <w:left w:val="none" w:color="DEE0E3" w:sz="0" w:space="0"/>
+            <w:bottom w:val="none" w:color="DEE0E3" w:sz="0" w:space="0"/>
+            <w:right w:val="none" w:color="DEE0E3" w:sz="0" w:space="0"/>
+            <w:insideH w:val="none" w:color="DEE0E3" w:sz="0" w:space="0"/>
+            <w:insideV w:val="none" w:color="DEE0E3" w:sz="0" w:space="0"/>
+          </w:tblBorders>
+          <w:tblCellMar>
+            <w:top w:w="0" w:type="dxa"/>
+            <w:left w:w="10" w:type="dxa"/>
+            <w:bottom w:w="0" w:type="dxa"/>
+            <w:right w:w="10" w:type="dxa"/>
+          </w:tblCellMar>
+        </w:tblPrEx>
+        <w:trPr>
+          <w:trHeight w:val="0" w:hRule="atLeast"/>
+          <w:jc w:val="center"/>
+        </w:trPr>
+        <w:tc>
+          <w:tcPr>
+            <w:tcW w:w="722" w:type="dxa"/>
+            <w:tcBorders>
+              <w:top w:val="single" w:color="auto" w:sz="4" w:space="0"/>
+              <w:left w:val="single" w:color="auto" w:sz="12" w:space="0"/>
+              <w:bottom w:val="single" w:color="auto" w:sz="4" w:space="0"/>
+              <w:right w:val="nil"/>
+            </w:tcBorders>
+            <w:noWrap w:val="0"/>
+            <w:tcMar>
+              <w:top w:w="60" w:type="dxa"/>
+              <w:left w:w="120" w:type="dxa"/>
+              <w:bottom w:w="30" w:type="dxa"/>
+              <w:right w:w="120" w:type="dxa"/>
+            </w:tcMar>
+            <w:vAlign w:val="center"/>
+          </w:tcPr>
+          <w:p>
+            <w:pPr>
+              <w:pStyle w:val="27"/>
+              <w:bidi w:val="0"/>
+              <w:snapToGrid w:val="0"/>
+              <w:spacing w:line="240" w:lineRule="auto"/>
+              <w:ind w:left="0" w:leftChars="0" w:right="0" w:rightChars="0" w:firstLine="0" w:firstLineChars="0"/>
+              <w:jc w:val="center"/>
+              <w:rPr>
+                <w:rFonts w:hint="eastAsia" w:eastAsia="宋体"/>
+                <w:lang w:val="en-US" w:eastAsia="zh-CN"/>
+              </w:rPr>
+            </w:pPr>
+            <w:r>
+              <w:rPr>
+                <w:rFonts w:hint="eastAsia"/>
+                <w:lang w:val="en-US" w:eastAsia="zh-CN"/>
+              </w:rPr>
+              <w:t>3</w:t>
+            </w:r>
+          </w:p>
+        </w:tc>
+        <w:tc>
+          <w:tcPr>
+            <w:tcW w:w="2776" w:type="dxa"/>
+            <w:tcBorders>
+              <w:top w:val="single" w:color="auto" w:sz="4" w:space="0"/>
+              <w:left w:val="single" w:color="auto" w:sz="4" w:space="0"/>
+              <w:bottom w:val="single" w:color="auto" w:sz="4" w:space="0"/>
+              <w:right w:val="nil"/>
+            </w:tcBorders>
+            <w:shd w:val="clear" w:color="auto" w:fill="auto"/>
+            <w:noWrap w:val="0"/>
+            <w:tcMar>
+              <w:top w:w="60" w:type="dxa"/>
+              <w:left w:w="120" w:type="dxa"/>
+              <w:bottom w:w="30" w:type="dxa"/>
+              <w:right w:w="120" w:type="dxa"/>
+            </w:tcMar>
+            <w:vAlign w:val="center"/>
+          </w:tcPr>
+          <w:p>
+            <w:pPr>
+              <w:pStyle w:val="27"/>
+              <w:bidi w:val="0"/>
+              <w:snapToGrid w:val="0"/>
+              <w:spacing w:line="240" w:lineRule="auto"/>
+              <w:ind w:left="0" w:leftChars="0" w:right="0" w:rightChars="0" w:firstLine="0" w:firstLineChars="0"/>
+              <w:jc w:val="center"/>
+              <w:rPr>
+                <w:rFonts w:hint="default" w:ascii="Arial" w:hAnsi="Arial" w:eastAsia="宋体" w:cs="Arial"/>
+                <w:snapToGrid w:val="0"/>
+                <w:color w:val="000000"/>
+                <w:kern w:val="0"/>
+                <w:sz w:val="24"/>
+                <w:szCs w:val="21"/>
+                <w:lang w:val="en-US" w:eastAsia="en-US" w:bidi="ar-SA"/>
+              </w:rPr>
+            </w:pPr>
+            <w:r>
+              <w:rPr>
+                <w:rFonts w:hint="default"/>
+                <w:lang w:val="en-US" w:eastAsia="zh-CN"/>
+              </w:rPr>
+              <w:t>入职培训（包括制度与企业文化）</w:t>
+            </w:r>
+          </w:p>
+        </w:tc>
+        <w:tc>
+          <w:tcPr>
+            <w:tcW w:w="1537" w:type="dxa"/>
+            <w:tcBorders>
+              <w:top w:val="single" w:color="auto" w:sz="4" w:space="0"/>
+              <w:left w:val="single" w:color="auto" w:sz="4" w:space="0"/>
+              <w:bottom w:val="single" w:color="auto" w:sz="4" w:space="0"/>
+              <w:right w:val="nil"/>
+            </w:tcBorders>
+            <w:shd w:val="clear" w:color="auto" w:fill="auto"/>
+            <w:noWrap w:val="0"/>
+            <w:tcMar>
+              <w:top w:w="60" w:type="dxa"/>
+              <w:left w:w="120" w:type="dxa"/>
+              <w:bottom w:w="30" w:type="dxa"/>
+              <w:right w:w="120" w:type="dxa"/>
+            </w:tcMar>
+            <w:vAlign w:val="center"/>
+          </w:tcPr>
+          <w:p>
+            <w:pPr>
+              <w:pStyle w:val="27"/>
+              <w:bidi w:val="0"/>
+              <w:snapToGrid w:val="0"/>
+              <w:spacing w:line="240" w:lineRule="auto"/>
+              <w:ind w:left="0" w:leftChars="0" w:right="0" w:rightChars="0" w:firstLine="0" w:firstLineChars="0"/>
+              <w:jc w:val="center"/>
+              <w:rPr>
+                <w:rFonts w:hint="default" w:ascii="Arial" w:hAnsi="Arial" w:eastAsia="宋体" w:cs="Arial"/>
+                <w:snapToGrid w:val="0"/>
+                <w:color w:val="000000"/>
+                <w:kern w:val="0"/>
+                <w:sz w:val="24"/>
+                <w:szCs w:val="21"/>
+                <w:lang w:val="en-US" w:eastAsia="en-US" w:bidi="ar-SA"/>
+              </w:rPr>
+            </w:pPr>
+            <w:r>
+              <w:rPr>
+                <w:rFonts w:hint="default"/>
+                <w:lang w:val="en-US" w:eastAsia="zh-CN"/>
+              </w:rPr>
+              <w:t>新入职员工</w:t>
+            </w:r>
+          </w:p>
+        </w:tc>
+        <w:tc>
+          <w:tcPr>
+            <w:tcW w:w="1272" w:type="dxa"/>
+            <w:tcBorders>
+              <w:top w:val="single" w:color="auto" w:sz="4" w:space="0"/>
+              <w:left w:val="single" w:color="auto" w:sz="4" w:space="0"/>
+              <w:bottom w:val="single" w:color="auto" w:sz="4" w:space="0"/>
+              <w:right w:val="nil"/>
+            </w:tcBorders>
+            <w:shd w:val="clear" w:color="auto" w:fill="auto"/>
+            <w:noWrap w:val="0"/>
+            <w:tcMar>
+              <w:top w:w="60" w:type="dxa"/>
+              <w:left w:w="120" w:type="dxa"/>
+              <w:bottom w:w="30" w:type="dxa"/>
+              <w:right w:w="120" w:type="dxa"/>
+            </w:tcMar>
+            <w:vAlign w:val="center"/>
+          </w:tcPr>
+          <w:p>
+            <w:pPr>
+              <w:pStyle w:val="27"/>
+              <w:bidi w:val="0"/>
+              <w:snapToGrid w:val="0"/>
+              <w:spacing w:line="240" w:lineRule="auto"/>
+              <w:ind w:left="0" w:leftChars="0" w:right="0" w:rightChars="0" w:firstLine="0" w:firstLineChars="0"/>
+              <w:jc w:val="center"/>
+              <w:rPr>
+                <w:rFonts w:hint="default" w:ascii="Arial" w:hAnsi="Arial" w:eastAsia="宋体" w:cs="Arial"/>
+                <w:snapToGrid w:val="0"/>
+                <w:color w:val="000000"/>
+                <w:kern w:val="0"/>
+                <w:sz w:val="24"/>
+                <w:szCs w:val="21"/>
+                <w:lang w:val="en-US" w:eastAsia="en-US" w:bidi="ar-SA"/>
+              </w:rPr>
+            </w:pPr>
+            <w:r>
+              <w:rPr>
+                <w:rFonts w:hint="default"/>
+                <w:lang w:val="en-US" w:eastAsia="zh-CN"/>
+              </w:rPr>
+              <w:t>各模块负责人</w:t>
+            </w:r>
+          </w:p>
+        </w:tc>
+        <w:tc>
+          <w:tcPr>
+            <w:tcW w:w="864" w:type="dxa"/>
+            <w:tcBorders>
+              <w:top w:val="single" w:color="auto" w:sz="4" w:space="0"/>
+              <w:left w:val="single" w:color="auto" w:sz="4" w:space="0"/>
+              <w:bottom w:val="single" w:color="auto" w:sz="4" w:space="0"/>
+              <w:right w:val="nil"/>
+            </w:tcBorders>
+            <w:shd w:val="clear" w:color="auto" w:fill="auto"/>
+            <w:noWrap w:val="0"/>
+            <w:tcMar>
+              <w:top w:w="60" w:type="dxa"/>
+              <w:left w:w="120" w:type="dxa"/>
+              <w:bottom w:w="30" w:type="dxa"/>
+              <w:right w:w="120" w:type="dxa"/>
+            </w:tcMar>
+            <w:vAlign w:val="center"/>
+          </w:tcPr>
+          <w:p>
+            <w:pPr>
+              <w:pStyle w:val="27"/>
+              <w:bidi w:val="0"/>
+              <w:snapToGrid w:val="0"/>
+              <w:spacing w:line="240" w:lineRule="auto"/>
+              <w:ind w:left="0" w:leftChars="0" w:right="0" w:rightChars="0" w:firstLine="0" w:firstLineChars="0"/>
+              <w:jc w:val="center"/>
+              <w:rPr>
+                <w:rFonts w:hint="default" w:ascii="Arial" w:hAnsi="Arial" w:eastAsia="宋体" w:cs="Arial"/>
+                <w:snapToGrid w:val="0"/>
+                <w:color w:val="000000"/>
+                <w:kern w:val="0"/>
+                <w:sz w:val="24"/>
+                <w:szCs w:val="21"/>
+                <w:lang w:val="en-US" w:eastAsia="en-US" w:bidi="ar-SA"/>
+              </w:rPr>
+            </w:pPr>
+            <w:r>
+              <w:rPr>
+                <w:rFonts w:hint="default"/>
+                <w:lang w:val="en-US" w:eastAsia="zh-CN"/>
+              </w:rPr>
+              <w:t>3月</w:t>
+            </w:r>
+          </w:p>
+        </w:tc>
+        <w:tc>
+          <w:tcPr>
+            <w:tcW w:w="1351" w:type="dxa"/>
+            <w:tcBorders>
+              <w:top w:val="single" w:color="auto" w:sz="4" w:space="0"/>
+              <w:left w:val="single" w:color="auto" w:sz="4" w:space="0"/>
+              <w:bottom w:val="single" w:color="auto" w:sz="4" w:space="0"/>
+              <w:right w:val="single" w:color="auto" w:sz="12" w:space="0"/>
+            </w:tcBorders>
+            <w:shd w:val="clear"/>
+            <w:noWrap w:val="0"/>
+            <w:tcMar>
+              <w:top w:w="60" w:type="dxa"/>
+              <w:left w:w="120" w:type="dxa"/>
+              <w:bottom w:w="30" w:type="dxa"/>
+              <w:right w:w="120" w:type="dxa"/>
+            </w:tcMar>
+            <w:vAlign w:val="center"/>
+          </w:tcPr>
+          <w:p>
+            <w:pPr>
+              <w:pStyle w:val="27"/>
+              <w:bidi w:val="0"/>
+              <w:snapToGrid w:val="0"/>
+              <w:spacing w:line="240" w:lineRule="auto"/>
+              <w:ind w:left="0" w:leftChars="0" w:right="0" w:rightChars="0" w:firstLine="0" w:firstLineChars="0"/>
+              <w:jc w:val="center"/>
+              <w:rPr>
+                <w:rFonts w:ascii="Arial" w:hAnsi="Arial" w:eastAsia="宋体" w:cs="Arial"/>
+                <w:snapToGrid w:val="0"/>
+                <w:color w:val="000000"/>
+                <w:kern w:val="0"/>
+                <w:sz w:val="24"/>
+                <w:szCs w:val="21"/>
+                <w:lang w:val="en-US" w:eastAsia="zh-CN" w:bidi="ar-SA"/>
+              </w:rPr>
+            </w:pPr>
+            <w:r>
+              <w:t>已完成</w:t>
+            </w:r>
+          </w:p>
+        </w:tc>
+      </w:tr>
+      <w:tr>
+        <w:tblPrEx>
+          <w:tblBorders>
+            <w:top w:val="none" w:color="DEE0E3" w:sz="0" w:space="0"/>
+            <w:left w:val="none" w:color="DEE0E3" w:sz="0" w:space="0"/>
+            <w:bottom w:val="none" w:color="DEE0E3" w:sz="0" w:space="0"/>
+            <w:right w:val="none" w:color="DEE0E3" w:sz="0" w:space="0"/>
+            <w:insideH w:val="none" w:color="DEE0E3" w:sz="0" w:space="0"/>
+            <w:insideV w:val="none" w:color="DEE0E3" w:sz="0" w:space="0"/>
+          </w:tblBorders>
+          <w:tblCellMar>
+            <w:top w:w="0" w:type="dxa"/>
+            <w:left w:w="10" w:type="dxa"/>
+            <w:bottom w:w="0" w:type="dxa"/>
+            <w:right w:w="10" w:type="dxa"/>
+          </w:tblCellMar>
+        </w:tblPrEx>
+        <w:trPr>
+          <w:trHeight w:val="0" w:hRule="atLeast"/>
+          <w:jc w:val="center"/>
+        </w:trPr>
+        <w:tc>
+          <w:tcPr>
+            <w:tcW w:w="722" w:type="dxa"/>
+            <w:tcBorders>
+              <w:top w:val="single" w:color="auto" w:sz="4" w:space="0"/>
+              <w:left w:val="single" w:color="auto" w:sz="12" w:space="0"/>
+              <w:bottom w:val="single" w:color="auto" w:sz="4" w:space="0"/>
+              <w:right w:val="nil"/>
+            </w:tcBorders>
+            <w:noWrap w:val="0"/>
+            <w:tcMar>
+              <w:top w:w="60" w:type="dxa"/>
+              <w:left w:w="120" w:type="dxa"/>
+              <w:bottom w:w="30" w:type="dxa"/>
+              <w:right w:w="120" w:type="dxa"/>
+            </w:tcMar>
+            <w:vAlign w:val="center"/>
+          </w:tcPr>
+          <w:p>
+            <w:pPr>
+              <w:pStyle w:val="27"/>
+              <w:bidi w:val="0"/>
+              <w:snapToGrid w:val="0"/>
+              <w:spacing w:line="240" w:lineRule="auto"/>
+              <w:ind w:left="0" w:leftChars="0" w:right="0" w:rightChars="0" w:firstLine="0" w:firstLineChars="0"/>
+              <w:jc w:val="center"/>
+              <w:rPr>
+                <w:rFonts w:hint="eastAsia" w:eastAsia="宋体"/>
+                <w:lang w:val="en-US" w:eastAsia="zh-CN"/>
+              </w:rPr>
+            </w:pPr>
+            <w:r>
+              <w:rPr>
+                <w:rFonts w:hint="eastAsia"/>
+                <w:lang w:val="en-US" w:eastAsia="zh-CN"/>
+              </w:rPr>
+              <w:t>4</w:t>
+            </w:r>
+          </w:p>
+        </w:tc>
+        <w:tc>
+          <w:tcPr>
+            <w:tcW w:w="2776" w:type="dxa"/>
+            <w:tcBorders>
+              <w:top w:val="single" w:color="auto" w:sz="4" w:space="0"/>
+              <w:left w:val="single" w:color="auto" w:sz="4" w:space="0"/>
+              <w:bottom w:val="single" w:color="auto" w:sz="4" w:space="0"/>
+              <w:right w:val="nil"/>
+            </w:tcBorders>
+            <w:shd w:val="clear" w:color="auto" w:fill="auto"/>
+            <w:noWrap w:val="0"/>
+            <w:tcMar>
+              <w:top w:w="60" w:type="dxa"/>
+              <w:left w:w="120" w:type="dxa"/>
+              <w:bottom w:w="30" w:type="dxa"/>
+              <w:right w:w="120" w:type="dxa"/>
+            </w:tcMar>
+            <w:vAlign w:val="center"/>
+          </w:tcPr>
+          <w:p>
+            <w:pPr>
+              <w:pStyle w:val="27"/>
+              <w:bidi w:val="0"/>
+              <w:snapToGrid w:val="0"/>
+              <w:spacing w:line="240" w:lineRule="auto"/>
+              <w:ind w:left="0" w:leftChars="0" w:right="0" w:rightChars="0" w:firstLine="0" w:firstLineChars="0"/>
+              <w:jc w:val="center"/>
+              <w:rPr>
+                <w:rFonts w:hint="default" w:ascii="Arial" w:hAnsi="Arial" w:eastAsia="宋体" w:cs="Arial"/>
+                <w:snapToGrid w:val="0"/>
+                <w:color w:val="000000"/>
+                <w:kern w:val="0"/>
+                <w:sz w:val="24"/>
+                <w:szCs w:val="21"/>
+                <w:lang w:val="en-US" w:eastAsia="en-US" w:bidi="ar-SA"/>
+              </w:rPr>
+            </w:pPr>
+            <w:r>
+              <w:rPr>
+                <w:rFonts w:hint="default"/>
+                <w:lang w:val="en-US" w:eastAsia="zh-CN"/>
+              </w:rPr>
+              <w:t>公司产品培训</w:t>
+            </w:r>
+          </w:p>
+        </w:tc>
+        <w:tc>
+          <w:tcPr>
+            <w:tcW w:w="1537" w:type="dxa"/>
+            <w:tcBorders>
+              <w:top w:val="single" w:color="auto" w:sz="4" w:space="0"/>
+              <w:left w:val="single" w:color="auto" w:sz="4" w:space="0"/>
+              <w:bottom w:val="single" w:color="auto" w:sz="4" w:space="0"/>
+              <w:right w:val="nil"/>
+            </w:tcBorders>
+            <w:shd w:val="clear" w:color="auto" w:fill="auto"/>
+            <w:noWrap w:val="0"/>
+            <w:tcMar>
+              <w:top w:w="60" w:type="dxa"/>
+              <w:left w:w="120" w:type="dxa"/>
+              <w:bottom w:w="30" w:type="dxa"/>
+              <w:right w:w="120" w:type="dxa"/>
+            </w:tcMar>
+            <w:vAlign w:val="center"/>
+          </w:tcPr>
+          <w:p>
+            <w:pPr>
+              <w:pStyle w:val="27"/>
+              <w:bidi w:val="0"/>
+              <w:snapToGrid w:val="0"/>
+              <w:spacing w:line="240" w:lineRule="auto"/>
+              <w:ind w:left="0" w:leftChars="0" w:right="0" w:rightChars="0" w:firstLine="0" w:firstLineChars="0"/>
+              <w:jc w:val="center"/>
+              <w:rPr>
+                <w:rFonts w:hint="default" w:ascii="Arial" w:hAnsi="Arial" w:eastAsia="宋体" w:cs="Arial"/>
+                <w:snapToGrid w:val="0"/>
+                <w:color w:val="000000"/>
+                <w:kern w:val="0"/>
+                <w:sz w:val="24"/>
+                <w:szCs w:val="21"/>
+                <w:lang w:val="en-US" w:eastAsia="en-US" w:bidi="ar-SA"/>
+              </w:rPr>
+            </w:pPr>
+            <w:r>
+              <w:rPr>
+                <w:rFonts w:hint="default"/>
+                <w:lang w:val="en-US" w:eastAsia="zh-CN"/>
+              </w:rPr>
+              <w:t>公司全员</w:t>
+            </w:r>
+          </w:p>
+        </w:tc>
+        <w:tc>
+          <w:tcPr>
+            <w:tcW w:w="1272" w:type="dxa"/>
+            <w:tcBorders>
+              <w:top w:val="single" w:color="auto" w:sz="4" w:space="0"/>
+              <w:left w:val="single" w:color="auto" w:sz="4" w:space="0"/>
+              <w:bottom w:val="single" w:color="auto" w:sz="4" w:space="0"/>
+              <w:right w:val="nil"/>
+            </w:tcBorders>
+            <w:shd w:val="clear" w:color="auto" w:fill="auto"/>
+            <w:noWrap w:val="0"/>
+            <w:tcMar>
+              <w:top w:w="60" w:type="dxa"/>
+              <w:left w:w="120" w:type="dxa"/>
+              <w:bottom w:w="30" w:type="dxa"/>
+              <w:right w:w="120" w:type="dxa"/>
+            </w:tcMar>
+            <w:vAlign w:val="center"/>
+          </w:tcPr>
+          <w:p>
+            <w:pPr>
+              <w:pStyle w:val="27"/>
+              <w:bidi w:val="0"/>
+              <w:snapToGrid w:val="0"/>
+              <w:spacing w:line="240" w:lineRule="auto"/>
+              <w:ind w:left="0" w:leftChars="0" w:right="0" w:rightChars="0" w:firstLine="0" w:firstLineChars="0"/>
+              <w:jc w:val="center"/>
+              <w:rPr>
+                <w:rFonts w:hint="default" w:ascii="Arial" w:hAnsi="Arial" w:eastAsia="宋体" w:cs="Arial"/>
+                <w:snapToGrid w:val="0"/>
+                <w:color w:val="000000"/>
+                <w:kern w:val="0"/>
+                <w:sz w:val="24"/>
+                <w:szCs w:val="21"/>
+                <w:lang w:val="en-US" w:eastAsia="en-US" w:bidi="ar-SA"/>
+              </w:rPr>
+            </w:pPr>
+            <w:r>
+              <w:rPr>
+                <w:rFonts w:hint="default"/>
+                <w:lang w:val="en-US" w:eastAsia="zh-CN"/>
+              </w:rPr>
+              <w:t>王朋</w:t>
+            </w:r>
+          </w:p>
+        </w:tc>
+        <w:tc>
+          <w:tcPr>
+            <w:tcW w:w="864" w:type="dxa"/>
+            <w:tcBorders>
+              <w:top w:val="single" w:color="auto" w:sz="4" w:space="0"/>
+              <w:left w:val="single" w:color="auto" w:sz="4" w:space="0"/>
+              <w:bottom w:val="single" w:color="auto" w:sz="4" w:space="0"/>
+              <w:right w:val="nil"/>
+            </w:tcBorders>
+            <w:shd w:val="clear" w:color="auto" w:fill="auto"/>
+            <w:noWrap w:val="0"/>
+            <w:tcMar>
+              <w:top w:w="60" w:type="dxa"/>
+              <w:left w:w="120" w:type="dxa"/>
+              <w:bottom w:w="30" w:type="dxa"/>
+              <w:right w:w="120" w:type="dxa"/>
+            </w:tcMar>
+            <w:vAlign w:val="center"/>
+          </w:tcPr>
+          <w:p>
+            <w:pPr>
+              <w:pStyle w:val="27"/>
+              <w:bidi w:val="0"/>
+              <w:snapToGrid w:val="0"/>
+              <w:spacing w:line="240" w:lineRule="auto"/>
+              <w:ind w:left="0" w:leftChars="0" w:right="0" w:rightChars="0" w:firstLine="0" w:firstLineChars="0"/>
+              <w:jc w:val="center"/>
+              <w:rPr>
+                <w:rFonts w:hint="default" w:ascii="Arial" w:hAnsi="Arial" w:eastAsia="宋体" w:cs="Arial"/>
+                <w:snapToGrid w:val="0"/>
+                <w:color w:val="000000"/>
+                <w:kern w:val="0"/>
+                <w:sz w:val="24"/>
+                <w:szCs w:val="21"/>
+                <w:lang w:val="en-US" w:eastAsia="en-US" w:bidi="ar-SA"/>
+              </w:rPr>
+            </w:pPr>
+            <w:r>
+              <w:rPr>
+                <w:rFonts w:hint="default"/>
+                <w:lang w:val="en-US" w:eastAsia="zh-CN"/>
+              </w:rPr>
+              <w:t>3月</w:t>
+            </w:r>
+          </w:p>
+        </w:tc>
+        <w:tc>
+          <w:tcPr>
+            <w:tcW w:w="1351" w:type="dxa"/>
+            <w:tcBorders>
+              <w:top w:val="single" w:color="auto" w:sz="4" w:space="0"/>
+              <w:left w:val="single" w:color="auto" w:sz="4" w:space="0"/>
+              <w:bottom w:val="single" w:color="auto" w:sz="4" w:space="0"/>
+              <w:right w:val="single" w:color="auto" w:sz="12" w:space="0"/>
+            </w:tcBorders>
+            <w:shd w:val="clear"/>
+            <w:noWrap w:val="0"/>
+            <w:tcMar>
+              <w:top w:w="60" w:type="dxa"/>
+              <w:left w:w="120" w:type="dxa"/>
+              <w:bottom w:w="30" w:type="dxa"/>
+              <w:right w:w="120" w:type="dxa"/>
+            </w:tcMar>
+            <w:vAlign w:val="center"/>
+          </w:tcPr>
+          <w:p>
+            <w:pPr>
+              <w:pStyle w:val="27"/>
+              <w:bidi w:val="0"/>
+              <w:snapToGrid w:val="0"/>
+              <w:spacing w:line="240" w:lineRule="auto"/>
+              <w:ind w:left="0" w:leftChars="0" w:right="0" w:rightChars="0" w:firstLine="0" w:firstLineChars="0"/>
+              <w:jc w:val="center"/>
+              <w:rPr>
+                <w:rFonts w:ascii="Arial" w:hAnsi="Arial" w:eastAsia="宋体" w:cs="Arial"/>
+                <w:snapToGrid w:val="0"/>
+                <w:color w:val="000000"/>
+                <w:kern w:val="0"/>
+                <w:sz w:val="24"/>
+                <w:szCs w:val="21"/>
+                <w:lang w:val="en-US" w:eastAsia="zh-CN" w:bidi="ar-SA"/>
+              </w:rPr>
+            </w:pPr>
+            <w:r>
+              <w:t>已完成</w:t>
+            </w:r>
+          </w:p>
+        </w:tc>
+      </w:tr>
+      <w:tr>
+        <w:tblPrEx>
+          <w:tblBorders>
+            <w:top w:val="none" w:color="DEE0E3" w:sz="0" w:space="0"/>
+            <w:left w:val="none" w:color="DEE0E3" w:sz="0" w:space="0"/>
+            <w:bottom w:val="none" w:color="DEE0E3" w:sz="0" w:space="0"/>
+            <w:right w:val="none" w:color="DEE0E3" w:sz="0" w:space="0"/>
+            <w:insideH w:val="none" w:color="DEE0E3" w:sz="0" w:space="0"/>
+            <w:insideV w:val="none" w:color="DEE0E3" w:sz="0" w:space="0"/>
+          </w:tblBorders>
+          <w:tblCellMar>
+            <w:top w:w="0" w:type="dxa"/>
+            <w:left w:w="10" w:type="dxa"/>
+            <w:bottom w:w="0" w:type="dxa"/>
+            <w:right w:w="10" w:type="dxa"/>
+          </w:tblCellMar>
+        </w:tblPrEx>
+        <w:trPr>
+          <w:trHeight w:val="0" w:hRule="atLeast"/>
+          <w:jc w:val="center"/>
+        </w:trPr>
+        <w:tc>
+          <w:tcPr>
+            <w:tcW w:w="722" w:type="dxa"/>
+            <w:tcBorders>
+              <w:top w:val="single" w:color="auto" w:sz="4" w:space="0"/>
+              <w:left w:val="single" w:color="auto" w:sz="12" w:space="0"/>
+              <w:bottom w:val="single" w:color="auto" w:sz="4" w:space="0"/>
+              <w:right w:val="nil"/>
+            </w:tcBorders>
+            <w:noWrap w:val="0"/>
+            <w:tcMar>
+              <w:top w:w="60" w:type="dxa"/>
+              <w:left w:w="120" w:type="dxa"/>
+              <w:bottom w:w="30" w:type="dxa"/>
+              <w:right w:w="120" w:type="dxa"/>
+            </w:tcMar>
+            <w:vAlign w:val="center"/>
+          </w:tcPr>
+          <w:p>
+            <w:pPr>
+              <w:pStyle w:val="27"/>
+              <w:bidi w:val="0"/>
+              <w:snapToGrid w:val="0"/>
+              <w:spacing w:line="240" w:lineRule="auto"/>
+              <w:ind w:left="0" w:leftChars="0" w:right="0" w:rightChars="0" w:firstLine="0" w:firstLineChars="0"/>
+              <w:jc w:val="center"/>
+              <w:rPr>
+                <w:rFonts w:hint="eastAsia" w:eastAsia="宋体"/>
+                <w:lang w:val="en-US" w:eastAsia="zh-CN"/>
+              </w:rPr>
+            </w:pPr>
+            <w:r>
+              <w:rPr>
+                <w:rFonts w:hint="eastAsia"/>
+                <w:lang w:val="en-US" w:eastAsia="zh-CN"/>
+              </w:rPr>
+              <w:t>5</w:t>
+            </w:r>
+          </w:p>
+        </w:tc>
+        <w:tc>
+          <w:tcPr>
+            <w:tcW w:w="2776" w:type="dxa"/>
+            <w:tcBorders>
+              <w:top w:val="single" w:color="auto" w:sz="4" w:space="0"/>
+              <w:left w:val="single" w:color="auto" w:sz="4" w:space="0"/>
+              <w:bottom w:val="single" w:color="auto" w:sz="4" w:space="0"/>
+              <w:right w:val="nil"/>
+            </w:tcBorders>
+            <w:shd w:val="clear" w:color="auto" w:fill="auto"/>
+            <w:noWrap w:val="0"/>
+            <w:tcMar>
+              <w:top w:w="60" w:type="dxa"/>
+              <w:left w:w="120" w:type="dxa"/>
+              <w:bottom w:w="30" w:type="dxa"/>
+              <w:right w:w="120" w:type="dxa"/>
+            </w:tcMar>
+            <w:vAlign w:val="center"/>
+          </w:tcPr>
+          <w:p>
+            <w:pPr>
+              <w:pStyle w:val="27"/>
+              <w:bidi w:val="0"/>
+              <w:snapToGrid w:val="0"/>
+              <w:spacing w:line="240" w:lineRule="auto"/>
+              <w:ind w:left="0" w:leftChars="0" w:right="0" w:rightChars="0" w:firstLine="0" w:firstLineChars="0"/>
+              <w:jc w:val="center"/>
+              <w:rPr>
+                <w:rFonts w:hint="default" w:ascii="Arial" w:hAnsi="Arial" w:eastAsia="宋体" w:cs="Arial"/>
+                <w:snapToGrid w:val="0"/>
+                <w:color w:val="000000"/>
+                <w:kern w:val="0"/>
+                <w:sz w:val="24"/>
+                <w:szCs w:val="21"/>
+                <w:lang w:val="en-US" w:eastAsia="en-US" w:bidi="ar-SA"/>
+              </w:rPr>
+            </w:pPr>
+            <w:r>
+              <w:rPr>
+                <w:rFonts w:hint="default"/>
+                <w:lang w:val="en-US" w:eastAsia="zh-CN"/>
+              </w:rPr>
+              <w:t>自动化运维技术培训</w:t>
+            </w:r>
+          </w:p>
+        </w:tc>
+        <w:tc>
+          <w:tcPr>
+            <w:tcW w:w="1537" w:type="dxa"/>
+            <w:tcBorders>
+              <w:top w:val="single" w:color="auto" w:sz="4" w:space="0"/>
+              <w:left w:val="single" w:color="auto" w:sz="4" w:space="0"/>
+              <w:bottom w:val="single" w:color="auto" w:sz="4" w:space="0"/>
+              <w:right w:val="nil"/>
+            </w:tcBorders>
+            <w:shd w:val="clear" w:color="auto" w:fill="auto"/>
+            <w:noWrap w:val="0"/>
+            <w:tcMar>
+              <w:top w:w="60" w:type="dxa"/>
+              <w:left w:w="120" w:type="dxa"/>
+              <w:bottom w:w="30" w:type="dxa"/>
+              <w:right w:w="120" w:type="dxa"/>
+            </w:tcMar>
+            <w:vAlign w:val="center"/>
+          </w:tcPr>
+          <w:p>
+            <w:pPr>
+              <w:pStyle w:val="27"/>
+              <w:bidi w:val="0"/>
+              <w:snapToGrid w:val="0"/>
+              <w:spacing w:line="240" w:lineRule="auto"/>
+              <w:ind w:left="0" w:leftChars="0" w:right="0" w:rightChars="0" w:firstLine="0" w:firstLineChars="0"/>
+              <w:jc w:val="center"/>
+              <w:rPr>
+                <w:rFonts w:hint="default" w:ascii="Arial" w:hAnsi="Arial" w:eastAsia="宋体" w:cs="Arial"/>
+                <w:snapToGrid w:val="0"/>
+                <w:color w:val="000000"/>
+                <w:kern w:val="0"/>
+                <w:sz w:val="24"/>
+                <w:szCs w:val="21"/>
+                <w:lang w:val="en-US" w:eastAsia="en-US" w:bidi="ar-SA"/>
+              </w:rPr>
+            </w:pPr>
+            <w:r>
+              <w:rPr>
+                <w:rFonts w:hint="default"/>
+                <w:lang w:val="en-US" w:eastAsia="zh-CN"/>
+              </w:rPr>
+              <w:t>运维工程师</w:t>
+            </w:r>
+          </w:p>
+        </w:tc>
+        <w:tc>
+          <w:tcPr>
+            <w:tcW w:w="1272" w:type="dxa"/>
+            <w:tcBorders>
+              <w:top w:val="single" w:color="auto" w:sz="4" w:space="0"/>
+              <w:left w:val="single" w:color="auto" w:sz="4" w:space="0"/>
+              <w:bottom w:val="single" w:color="auto" w:sz="4" w:space="0"/>
+              <w:right w:val="nil"/>
+            </w:tcBorders>
+            <w:shd w:val="clear" w:color="auto" w:fill="auto"/>
+            <w:noWrap w:val="0"/>
+            <w:tcMar>
+              <w:top w:w="60" w:type="dxa"/>
+              <w:left w:w="120" w:type="dxa"/>
+              <w:bottom w:w="30" w:type="dxa"/>
+              <w:right w:w="120" w:type="dxa"/>
+            </w:tcMar>
+            <w:vAlign w:val="center"/>
+          </w:tcPr>
+          <w:p>
+            <w:pPr>
+              <w:pStyle w:val="27"/>
+              <w:bidi w:val="0"/>
+              <w:snapToGrid w:val="0"/>
+              <w:spacing w:line="240" w:lineRule="auto"/>
+              <w:ind w:left="0" w:leftChars="0" w:right="0" w:rightChars="0" w:firstLine="0" w:firstLineChars="0"/>
+              <w:jc w:val="center"/>
+              <w:rPr>
+                <w:rFonts w:hint="default" w:ascii="Arial" w:hAnsi="Arial" w:eastAsia="宋体" w:cs="Arial"/>
+                <w:snapToGrid w:val="0"/>
+                <w:color w:val="000000"/>
+                <w:kern w:val="0"/>
+                <w:sz w:val="24"/>
+                <w:szCs w:val="21"/>
+                <w:lang w:val="en-US" w:eastAsia="en-US" w:bidi="ar-SA"/>
+              </w:rPr>
+            </w:pPr>
+            <w:r>
+              <w:rPr>
+                <w:rFonts w:hint="default"/>
+                <w:lang w:val="en-US" w:eastAsia="zh-CN"/>
+              </w:rPr>
+              <w:t>外聘</w:t>
+            </w:r>
+          </w:p>
+        </w:tc>
+        <w:tc>
+          <w:tcPr>
+            <w:tcW w:w="864" w:type="dxa"/>
+            <w:tcBorders>
+              <w:top w:val="single" w:color="auto" w:sz="4" w:space="0"/>
+              <w:left w:val="single" w:color="auto" w:sz="4" w:space="0"/>
+              <w:bottom w:val="single" w:color="auto" w:sz="4" w:space="0"/>
+              <w:right w:val="nil"/>
+            </w:tcBorders>
+            <w:shd w:val="clear" w:color="auto" w:fill="auto"/>
+            <w:noWrap w:val="0"/>
+            <w:tcMar>
+              <w:top w:w="60" w:type="dxa"/>
+              <w:left w:w="120" w:type="dxa"/>
+              <w:bottom w:w="30" w:type="dxa"/>
+              <w:right w:w="120" w:type="dxa"/>
+            </w:tcMar>
+            <w:vAlign w:val="center"/>
+          </w:tcPr>
+          <w:p>
+            <w:pPr>
+              <w:pStyle w:val="27"/>
+              <w:bidi w:val="0"/>
+              <w:snapToGrid w:val="0"/>
+              <w:spacing w:line="240" w:lineRule="auto"/>
+              <w:ind w:left="0" w:leftChars="0" w:right="0" w:rightChars="0" w:firstLine="0" w:firstLineChars="0"/>
+              <w:jc w:val="center"/>
+              <w:rPr>
+                <w:rFonts w:hint="default" w:ascii="Arial" w:hAnsi="Arial" w:eastAsia="宋体" w:cs="Arial"/>
+                <w:snapToGrid w:val="0"/>
+                <w:color w:val="000000"/>
+                <w:kern w:val="0"/>
+                <w:sz w:val="24"/>
+                <w:szCs w:val="21"/>
+                <w:lang w:val="en-US" w:eastAsia="en-US" w:bidi="ar-SA"/>
+              </w:rPr>
+            </w:pPr>
+            <w:r>
+              <w:rPr>
+                <w:rFonts w:hint="default"/>
+                <w:lang w:val="en-US" w:eastAsia="zh-CN"/>
+              </w:rPr>
+              <w:t>3月</w:t>
+            </w:r>
+          </w:p>
+        </w:tc>
+        <w:tc>
+          <w:tcPr>
+            <w:tcW w:w="1351" w:type="dxa"/>
+            <w:tcBorders>
+              <w:top w:val="single" w:color="auto" w:sz="4" w:space="0"/>
+              <w:left w:val="single" w:color="auto" w:sz="4" w:space="0"/>
+              <w:bottom w:val="single" w:color="auto" w:sz="4" w:space="0"/>
+              <w:right w:val="single" w:color="auto" w:sz="12" w:space="0"/>
+            </w:tcBorders>
+            <w:shd w:val="clear"/>
+            <w:noWrap w:val="0"/>
+            <w:tcMar>
+              <w:top w:w="60" w:type="dxa"/>
+              <w:left w:w="120" w:type="dxa"/>
+              <w:bottom w:w="30" w:type="dxa"/>
+              <w:right w:w="120" w:type="dxa"/>
+            </w:tcMar>
+            <w:vAlign w:val="center"/>
+          </w:tcPr>
+          <w:p>
+            <w:pPr>
+              <w:pStyle w:val="27"/>
+              <w:bidi w:val="0"/>
+              <w:snapToGrid w:val="0"/>
+              <w:spacing w:line="240" w:lineRule="auto"/>
+              <w:ind w:left="0" w:leftChars="0" w:right="0" w:rightChars="0" w:firstLine="0" w:firstLineChars="0"/>
+              <w:jc w:val="center"/>
+              <w:rPr>
+                <w:rFonts w:ascii="Arial" w:hAnsi="Arial" w:eastAsia="宋体" w:cs="Arial"/>
+                <w:snapToGrid w:val="0"/>
+                <w:color w:val="000000"/>
+                <w:kern w:val="0"/>
+                <w:sz w:val="24"/>
+                <w:szCs w:val="21"/>
+                <w:lang w:val="en-US" w:eastAsia="zh-CN" w:bidi="ar-SA"/>
+              </w:rPr>
+            </w:pPr>
+            <w:r>
+              <w:t>已完成</w:t>
+            </w:r>
+          </w:p>
+        </w:tc>
+      </w:tr>
+      <w:tr>
+        <w:tblPrEx>
+          <w:tblBorders>
+            <w:top w:val="none" w:color="DEE0E3" w:sz="0" w:space="0"/>
+            <w:left w:val="none" w:color="DEE0E3" w:sz="0" w:space="0"/>
+            <w:bottom w:val="none" w:color="DEE0E3" w:sz="0" w:space="0"/>
+            <w:right w:val="none" w:color="DEE0E3" w:sz="0" w:space="0"/>
+            <w:insideH w:val="none" w:color="DEE0E3" w:sz="0" w:space="0"/>
+            <w:insideV w:val="none" w:color="DEE0E3" w:sz="0" w:space="0"/>
+          </w:tblBorders>
+          <w:tblCellMar>
+            <w:top w:w="0" w:type="dxa"/>
+            <w:left w:w="10" w:type="dxa"/>
+            <w:bottom w:w="0" w:type="dxa"/>
+            <w:right w:w="10" w:type="dxa"/>
+          </w:tblCellMar>
+        </w:tblPrEx>
+        <w:trPr>
+          <w:trHeight w:val="0" w:hRule="atLeast"/>
+          <w:jc w:val="center"/>
+        </w:trPr>
+        <w:tc>
+          <w:tcPr>
+            <w:tcW w:w="722" w:type="dxa"/>
+            <w:tcBorders>
+              <w:top w:val="single" w:color="auto" w:sz="4" w:space="0"/>
+              <w:left w:val="single" w:color="auto" w:sz="12" w:space="0"/>
               <w:bottom w:val="single" w:color="auto" w:sz="12" w:space="0"/>
               <w:right w:val="nil"/>
             </w:tcBorders>
@@ -4686,9 +5774,17 @@
               <w:spacing w:line="240" w:lineRule="auto"/>
               <w:ind w:left="0" w:leftChars="0" w:right="0" w:rightChars="0" w:firstLine="0" w:firstLineChars="0"/>
               <w:jc w:val="center"/>
-            </w:pPr>
-            <w:r>
-              <w:t>2</w:t>
+              <w:rPr>
+                <w:rFonts w:hint="eastAsia" w:eastAsia="宋体"/>
+                <w:lang w:val="en-US" w:eastAsia="zh-CN"/>
+              </w:rPr>
+            </w:pPr>
+            <w:r>
+              <w:rPr>
+                <w:rFonts w:hint="eastAsia"/>
+                <w:lang w:val="en-US" w:eastAsia="zh-CN"/>
+              </w:rPr>
+              <w:t>6</w:t>
             </w:r>
           </w:p>
         </w:tc>
@@ -4701,6 +5797,7 @@
               <w:bottom w:val="single" w:color="auto" w:sz="12" w:space="0"/>
               <w:right w:val="nil"/>
             </w:tcBorders>
+            <w:shd w:val="clear" w:color="auto" w:fill="auto"/>
             <w:noWrap w:val="0"/>
             <w:tcMar>
               <w:top w:w="60" w:type="dxa"/>
@@ -4718,9 +5815,22 @@
               <w:spacing w:line="240" w:lineRule="auto"/>
               <w:ind w:left="0" w:leftChars="0" w:right="0" w:rightChars="0" w:firstLine="0" w:firstLineChars="0"/>
               <w:jc w:val="center"/>
-            </w:pPr>
-            <w:r>
-              <w:t>运维服务工具使用</w:t>
+              <w:rPr>
+                <w:rFonts w:hint="default" w:ascii="Arial" w:hAnsi="Arial" w:eastAsia="宋体" w:cs="Arial"/>
+                <w:snapToGrid w:val="0"/>
+                <w:color w:val="000000"/>
+                <w:kern w:val="0"/>
+                <w:sz w:val="24"/>
+                <w:szCs w:val="21"/>
+                <w:lang w:val="en-US" w:eastAsia="en-US" w:bidi="ar-SA"/>
+              </w:rPr>
+            </w:pPr>
+            <w:r>
+              <w:rPr>
+                <w:rFonts w:hint="default"/>
+                <w:lang w:val="en-US" w:eastAsia="zh-CN"/>
+              </w:rPr>
+              <w:t>运维服务知识管理</w:t>
             </w:r>
           </w:p>
         </w:tc>
@@ -4733,6 +5843,7 @@
               <w:bottom w:val="single" w:color="auto" w:sz="12" w:space="0"/>
               <w:right w:val="nil"/>
             </w:tcBorders>
+            <w:shd w:val="clear" w:color="auto" w:fill="auto"/>
             <w:noWrap w:val="0"/>
             <w:tcMar>
               <w:top w:w="60" w:type="dxa"/>
@@ -4750,9 +5861,22 @@
               <w:spacing w:line="240" w:lineRule="auto"/>
               <w:ind w:left="0" w:leftChars="0" w:right="0" w:rightChars="0" w:firstLine="0" w:firstLineChars="0"/>
               <w:jc w:val="center"/>
-            </w:pPr>
-            <w:r>
-              <w:t>运维部全员</w:t>
+              <w:rPr>
+                <w:rFonts w:hint="default" w:ascii="Arial" w:hAnsi="Arial" w:eastAsia="宋体" w:cs="Arial"/>
+                <w:snapToGrid w:val="0"/>
+                <w:color w:val="000000"/>
+                <w:kern w:val="0"/>
+                <w:sz w:val="24"/>
+                <w:szCs w:val="21"/>
+                <w:lang w:val="en-US" w:eastAsia="en-US" w:bidi="ar-SA"/>
+              </w:rPr>
+            </w:pPr>
+            <w:r>
+              <w:rPr>
+                <w:rFonts w:hint="default"/>
+                <w:lang w:val="en-US" w:eastAsia="zh-CN"/>
+              </w:rPr>
+              <w:t>全体运维人员</w:t>
             </w:r>
           </w:p>
         </w:tc>
@@ -4765,6 +5889,7 @@
               <w:bottom w:val="single" w:color="auto" w:sz="12" w:space="0"/>
               <w:right w:val="nil"/>
             </w:tcBorders>
+            <w:shd w:val="clear" w:color="auto" w:fill="auto"/>
             <w:noWrap w:val="0"/>
             <w:tcMar>
               <w:top w:w="60" w:type="dxa"/>
@@ -4781,9 +5906,22 @@
               <w:snapToGrid w:val="0"/>
               <w:spacing w:line="240" w:lineRule="auto"/>
               <w:ind w:left="0" w:leftChars="0" w:right="0" w:rightChars="0" w:firstLine="0" w:firstLineChars="0"/>
-              <w:jc w:val="left"/>
-            </w:pPr>
-            <w:r>
+              <w:jc w:val="center"/>
+              <w:rPr>
+                <w:rFonts w:hint="default" w:ascii="Arial" w:hAnsi="Arial" w:eastAsia="宋体" w:cs="Arial"/>
+                <w:snapToGrid w:val="0"/>
+                <w:color w:val="000000"/>
+                <w:kern w:val="0"/>
+                <w:sz w:val="24"/>
+                <w:szCs w:val="21"/>
+                <w:lang w:val="en-US" w:eastAsia="en-US" w:bidi="ar-SA"/>
+              </w:rPr>
+            </w:pPr>
+            <w:r>
+              <w:rPr>
+                <w:rFonts w:hint="default"/>
+                <w:lang w:val="en-US" w:eastAsia="zh-CN"/>
+              </w:rPr>
               <w:t>王朋</w:t>
             </w:r>
           </w:p>
@@ -4797,6 +5935,7 @@
               <w:bottom w:val="single" w:color="auto" w:sz="12" w:space="0"/>
               <w:right w:val="nil"/>
             </w:tcBorders>
+            <w:shd w:val="clear" w:color="auto" w:fill="auto"/>
             <w:noWrap w:val="0"/>
             <w:tcMar>
               <w:top w:w="60" w:type="dxa"/>
@@ -4814,9 +5953,22 @@
               <w:spacing w:line="240" w:lineRule="auto"/>
               <w:ind w:left="0" w:leftChars="0" w:right="0" w:rightChars="0" w:firstLine="0" w:firstLineChars="0"/>
               <w:jc w:val="center"/>
-            </w:pPr>
-            <w:r>
-              <w:t>1月</w:t>
+              <w:rPr>
+                <w:rFonts w:hint="default" w:ascii="Arial" w:hAnsi="Arial" w:eastAsia="宋体" w:cs="Arial"/>
+                <w:snapToGrid w:val="0"/>
+                <w:color w:val="000000"/>
+                <w:kern w:val="0"/>
+                <w:sz w:val="24"/>
+                <w:szCs w:val="21"/>
+                <w:lang w:val="en-US" w:eastAsia="en-US" w:bidi="ar-SA"/>
+              </w:rPr>
+            </w:pPr>
+            <w:r>
+              <w:rPr>
+                <w:rFonts w:hint="default"/>
+                <w:lang w:val="en-US" w:eastAsia="zh-CN"/>
+              </w:rPr>
+              <w:t>3月</w:t>
             </w:r>
           </w:p>
         </w:tc>
@@ -4829,6 +5981,7 @@
               <w:bottom w:val="single" w:color="auto" w:sz="12" w:space="0"/>
               <w:right w:val="single" w:color="auto" w:sz="12" w:space="0"/>
             </w:tcBorders>
+            <w:shd w:val="clear"/>
             <w:noWrap w:val="0"/>
             <w:tcMar>
               <w:top w:w="60" w:type="dxa"/>
@@ -4846,6 +5999,15 @@
               <w:spacing w:line="240" w:lineRule="auto"/>
               <w:ind w:left="0" w:leftChars="0" w:right="0" w:rightChars="0" w:firstLine="0" w:firstLineChars="0"/>
               <w:jc w:val="center"/>
+              <w:rPr>
+                <w:rFonts w:ascii="Arial" w:hAnsi="Arial" w:eastAsia="宋体" w:cs="Arial"/>
+                <w:snapToGrid w:val="0"/>
+                <w:color w:val="000000"/>
+                <w:kern w:val="0"/>
+                <w:sz w:val="24"/>
+                <w:szCs w:val="21"/>
+                <w:lang w:val="en-US" w:eastAsia="zh-CN" w:bidi="ar-SA"/>
+              </w:rPr>
             </w:pPr>
             <w:r>
               <w:t>已完成</w:t>
@@ -4860,7 +6022,17 @@
         <w:bidi w:val="0"/>
       </w:pPr>
       <w:r>
-        <w:t>截止2026年3月31日，计划内的2项培训已全部完成，培训课程达成率为100%。</w:t>
+        <w:t>截止2026年3月31日，计划内的</w:t>
+      </w:r>
+      <w:r>
+        <w:rPr>
+          <w:rFonts w:hint="eastAsia"/>
+          <w:lang w:val="en-US" w:eastAsia="zh-CN"/>
+        </w:rPr>
+        <w:t>6</w:t>
+      </w:r>
+      <w:r>
+        <w:t>项培训已全部完成，培训课程达成率为100%。</w:t>
       </w:r>
     </w:p>
     <w:p>
@@ -4974,8 +6146,8 @@
         <w:pStyle w:val="28"/>
         <w:bidi w:val="0"/>
       </w:pPr>
-      <w:bookmarkStart w:id="26" w:name="heading_15"/>
-      <w:bookmarkStart w:id="27" w:name="_Toc802"/>
+      <w:bookmarkStart w:id="26" w:name="_Toc802"/>
+      <w:bookmarkStart w:id="27" w:name="heading_15"/>
       <w:r>
         <w:t>备份完成情况</w:t>
       </w:r>
@@ -5482,8 +6654,8 @@
         <w:pStyle w:val="26"/>
         <w:bidi w:val="0"/>
       </w:pPr>
-      <w:bookmarkStart w:id="28" w:name="heading_16"/>
-      <w:bookmarkStart w:id="29" w:name="_Toc8434"/>
+      <w:bookmarkStart w:id="28" w:name="_Toc8434"/>
+      <w:bookmarkStart w:id="29" w:name="heading_16"/>
       <w:r>
         <w:t>运维人员绩效考核</w:t>
       </w:r>
@@ -5495,8 +6667,8 @@
         <w:pStyle w:val="28"/>
         <w:bidi w:val="0"/>
       </w:pPr>
-      <w:bookmarkStart w:id="30" w:name="heading_17"/>
-      <w:bookmarkStart w:id="31" w:name="_Toc26076"/>
+      <w:bookmarkStart w:id="30" w:name="_Toc26076"/>
+      <w:bookmarkStart w:id="31" w:name="heading_17"/>
       <w:r>
         <w:t>绩效考核执行情况</w:t>
       </w:r>
@@ -5841,8 +7013,8 @@
         <w:pStyle w:val="28"/>
         <w:bidi w:val="0"/>
       </w:pPr>
-      <w:bookmarkStart w:id="32" w:name="heading_18"/>
-      <w:bookmarkStart w:id="33" w:name="_Toc17276"/>
+      <w:bookmarkStart w:id="32" w:name="_Toc17276"/>
+      <w:bookmarkStart w:id="33" w:name="heading_18"/>
       <w:r>
         <w:t>考核结果应用</w:t>
       </w:r>
@@ -5936,8 +7108,8 @@
         <w:pStyle w:val="26"/>
         <w:bidi w:val="0"/>
       </w:pPr>
-      <w:bookmarkStart w:id="36" w:name="heading_20"/>
-      <w:bookmarkStart w:id="37" w:name="_Toc327"/>
+      <w:bookmarkStart w:id="36" w:name="_Toc327"/>
+      <w:bookmarkStart w:id="37" w:name="heading_20"/>
       <w:r>
         <w:t>培训经费执行情况</w:t>
       </w:r>
@@ -6002,8 +7174,8 @@
         <w:pStyle w:val="28"/>
         <w:bidi w:val="0"/>
       </w:pPr>
-      <w:bookmarkStart w:id="42" w:name="heading_23"/>
-      <w:bookmarkStart w:id="43" w:name="_Toc6323"/>
+      <w:bookmarkStart w:id="42" w:name="_Toc6323"/>
+      <w:bookmarkStart w:id="43" w:name="heading_23"/>
       <w:r>
         <w:t>经费审批</w:t>
       </w:r>
@@ -6046,8 +7218,8 @@
         <w:pStyle w:val="26"/>
         <w:bidi w:val="0"/>
       </w:pPr>
-      <w:bookmarkStart w:id="46" w:name="heading_28"/>
-      <w:bookmarkStart w:id="47" w:name="_Toc21245"/>
+      <w:bookmarkStart w:id="46" w:name="_Toc21245"/>
+      <w:bookmarkStart w:id="47" w:name="heading_28"/>
       <w:r>
         <w:t>下季度工作计划</w:t>
       </w:r>
